--- a/00-首页/题组Word/专项卷/二分册/专项卷I-教师版.docx
+++ b/00-首页/题组Word/专项卷/二分册/专项卷I-教师版.docx
@@ -911,19 +911,20 @@
         </w:rPr>
         <w:t xml:space="preserve"> </w:t>
       </w:r>
-      <w:r>
-        <w:rPr>
-          <w:rFonts w:hint="eastAsia" w:ascii="Times New Roman" w:hAnsi="Times New Roman" w:eastAsia="Times New Roman" w:cs="Times New Roman"/>
-        </w:rPr>
-        <w:t>H</w:t>
-      </w:r>
-      <w:r>
-        <w:rPr>
-          <w:rFonts w:hint="eastAsia" w:ascii="Times New Roman" w:hAnsi="Times New Roman" w:eastAsia="Times New Roman" w:cs="Times New Roman"/>
-          <w:vertAlign w:val="subscript"/>
-        </w:rPr>
-        <w:t>2</w:t>
-      </w:r>
+      <m:oMath>
+        <m:sSub>
+          <m:e>
+            <m:r>
+              <m:t>H</m:t>
+            </m:r>
+          </m:e>
+          <m:sub>
+            <m:r>
+              <m:t>2</m:t>
+            </m:r>
+          </m:sub>
+        </m:sSub>
+      </m:oMath>
       <w:r>
         <w:rPr>
           <w:rFonts w:hint="eastAsia" w:ascii="Times New Roman" w:hAnsi="Times New Roman" w:eastAsia="Times New Roman" w:cs="Times New Roman"/>
@@ -2251,33 +2252,76 @@
         <w:rPr>
           <w:rFonts w:ascii="Times New Roman" w:hAnsi="Times New Roman" w:eastAsia="Times New Roman" w:cs="Times New Roman"/>
         </w:rPr>
-        <w:t xml:space="preserve"> MgCO</w:t>
-      </w:r>
-      <w:r>
-        <w:rPr>
-          <w:rFonts w:ascii="Times New Roman" w:hAnsi="Times New Roman" w:eastAsia="Times New Roman" w:cs="Times New Roman"/>
-          <w:vertAlign w:val="subscript"/>
-        </w:rPr>
-        <w:t>3</w:t>
-      </w:r>
-      <w:r>
-        <w:rPr>
-          <w:rFonts w:ascii="Times New Roman" w:hAnsi="Times New Roman" w:eastAsia="Times New Roman" w:cs="Times New Roman"/>
-        </w:rPr>
-        <w:t>、MgSiO</w:t>
-      </w:r>
-      <w:r>
-        <w:rPr>
-          <w:rFonts w:ascii="Times New Roman" w:hAnsi="Times New Roman" w:eastAsia="Times New Roman" w:cs="Times New Roman"/>
-          <w:vertAlign w:val="subscript"/>
-        </w:rPr>
-        <w:t>3</w:t>
-      </w:r>
-      <w:r>
-        <w:rPr>
-          <w:rFonts w:ascii="Times New Roman" w:hAnsi="Times New Roman" w:eastAsia="Times New Roman" w:cs="Times New Roman"/>
-        </w:rPr>
-        <w:t>、</w:t>
+        <w:t xml:space="preserve"> </w:t>
+      </w:r>
+      <m:oMath>
+        <m:r>
+          <m:t>M</m:t>
+        </m:r>
+        <m:r>
+          <m:t>g</m:t>
+        </m:r>
+        <m:r>
+          <m:t>C</m:t>
+        </m:r>
+        <m:sSub>
+          <m:e>
+            <m:r>
+              <m:t>O</m:t>
+            </m:r>
+          </m:e>
+          <m:sub>
+            <m:r>
+              <m:t>3</m:t>
+            </m:r>
+          </m:sub>
+        </m:sSub>
+      </m:oMath>
+      <w:r>
+        <w:rPr>
+          <w:rFonts w:ascii="Times New Roman" w:hAnsi="Times New Roman" w:eastAsia="Times New Roman" w:cs="Times New Roman"/>
+        </w:rPr>
+        <w:t xml:space="preserve">、</w:t>
+      </w:r>
+      <m:oMath>
+        <m:oMathPr>
+          <m:ctrlPr>
+            <w:rPr>
+              <w:sz w:val="28"/>
+              <w:szCs w:val="28"/>
+            </w:rPr>
+          </m:ctrlPr>
+        </m:oMathPr>
+        <m:r>
+          <m:t>M</m:t>
+        </m:r>
+        <m:r>
+          <m:t>g</m:t>
+        </m:r>
+        <m:r>
+          <m:t>S</m:t>
+        </m:r>
+        <m:r>
+          <m:t>i</m:t>
+        </m:r>
+        <m:sSub>
+          <m:e>
+            <m:r>
+              <m:t>O</m:t>
+            </m:r>
+          </m:e>
+          <m:sub>
+            <m:r>
+              <m:t>3</m:t>
+            </m:r>
+          </m:sub>
+        </m:sSub>
+      </m:oMath>
+      <w:r>
+        <w:rPr>
+          <w:rFonts w:ascii="Times New Roman" w:hAnsi="Times New Roman" w:eastAsia="Times New Roman" w:cs="Times New Roman"/>
+        </w:rPr>
+        <w:t xml:space="preserve">、</w:t>
       </w:r>
       <m:oMath>
         <m:oMathPr>
@@ -3717,15 +3761,28 @@
         <w:rPr>
           <w:rFonts w:ascii="Times New Roman" w:hAnsi="Times New Roman" w:eastAsia="Times New Roman" w:cs="Times New Roman"/>
         </w:rPr>
-        <w:t xml:space="preserve"> OH</w:t>
-      </w:r>
-      <w:r>
-        <w:rPr>
-          <w:rFonts w:ascii="Times New Roman" w:hAnsi="Times New Roman" w:eastAsia="Times New Roman" w:cs="Times New Roman"/>
-          <w:vertAlign w:val="superscript"/>
-        </w:rPr>
-        <w:t>-</w:t>
-      </w:r>
+        <w:t xml:space="preserve"> </w:t>
+      </w:r>
+      <m:oMath>
+        <m:r>
+          <m:t>O</m:t>
+        </m:r>
+        <m:sSup>
+          <m:e>
+            <m:r>
+              <m:t>H</m:t>
+            </m:r>
+          </m:e>
+          <m:sup>
+            <m:r>
+              <m:rPr>
+                <m:sty m:val="p"/>
+              </m:rPr>
+              <m:t>−</m:t>
+            </m:r>
+          </m:sup>
+        </m:sSup>
+      </m:oMath>
       <w:r>
         <w:rPr>
           <w:rFonts w:ascii="Times New Roman" w:hAnsi="Times New Roman" w:eastAsia="Times New Roman" w:cs="Times New Roman"/>
@@ -3754,20 +3811,33 @@
         <w:rPr>
           <w:rFonts w:ascii="Times New Roman" w:hAnsi="Times New Roman" w:eastAsia="Times New Roman" w:cs="Times New Roman"/>
         </w:rPr>
-        <w:t xml:space="preserve"> Cl</w:t>
-      </w:r>
-      <w:r>
-        <w:rPr>
-          <w:rFonts w:ascii="Times New Roman" w:hAnsi="Times New Roman" w:eastAsia="Times New Roman" w:cs="Times New Roman"/>
-          <w:vertAlign w:val="superscript"/>
-        </w:rPr>
-        <w:t>-</w:t>
-      </w:r>
-      <w:r>
-        <w:rPr>
-          <w:rFonts w:ascii="Times New Roman" w:hAnsi="Times New Roman" w:eastAsia="Times New Roman" w:cs="Times New Roman"/>
-        </w:rPr>
-        <w:t>。</w:t>
+        <w:t xml:space="preserve"> </w:t>
+      </w:r>
+      <m:oMath>
+        <m:r>
+          <m:t>C</m:t>
+        </m:r>
+        <m:sSup>
+          <m:e>
+            <m:r>
+              <m:t>l</m:t>
+            </m:r>
+          </m:e>
+          <m:sup>
+            <m:r>
+              <m:rPr>
+                <m:sty m:val="p"/>
+              </m:rPr>
+              <m:t>−</m:t>
+            </m:r>
+          </m:sup>
+        </m:sSup>
+      </m:oMath>
+      <w:r>
+        <w:rPr>
+          <w:rFonts w:ascii="Times New Roman" w:hAnsi="Times New Roman" w:eastAsia="Times New Roman" w:cs="Times New Roman"/>
+        </w:rPr>
+        <w:t xml:space="preserve">。</w:t>
       </w:r>
     </w:p>
     <w:p>
@@ -3875,15 +3945,25 @@
         <w:rPr>
           <w:rFonts w:ascii="Times New Roman" w:hAnsi="Times New Roman" w:eastAsia="Times New Roman" w:cs="Times New Roman"/>
         </w:rPr>
-        <w:t xml:space="preserve"> NH</w:t>
-      </w:r>
-      <w:r>
-        <w:rPr>
-          <w:rFonts w:ascii="Times New Roman" w:hAnsi="Times New Roman" w:eastAsia="Times New Roman" w:cs="Times New Roman"/>
-          <w:vertAlign w:val="subscript"/>
-        </w:rPr>
-        <w:t>3</w:t>
-      </w:r>
+        <w:t xml:space="preserve"> </w:t>
+      </w:r>
+      <m:oMath>
+        <m:r>
+          <m:t>N</m:t>
+        </m:r>
+        <m:sSub>
+          <m:e>
+            <m:r>
+              <m:t>H</m:t>
+            </m:r>
+          </m:e>
+          <m:sub>
+            <m:r>
+              <m:t>3</m:t>
+            </m:r>
+          </m:sub>
+        </m:sSub>
+      </m:oMath>
       <w:r>
         <w:rPr>
           <w:rFonts w:ascii="Times New Roman" w:hAnsi="Times New Roman" w:eastAsia="Times New Roman" w:cs="Times New Roman"/>
@@ -6704,54 +6784,82 @@
         <w:rPr>
           <w:rFonts w:ascii="Times New Roman" w:hAnsi="Times New Roman" w:eastAsia="Times New Roman" w:cs="Times New Roman"/>
         </w:rPr>
-        <w:t xml:space="preserve"> n</w:t>
-      </w:r>
-      <w:r>
-        <w:rPr>
-          <w:rFonts w:ascii="Times New Roman" w:hAnsi="Times New Roman" w:eastAsia="Times New Roman" w:cs="Times New Roman"/>
-          <w:vertAlign w:val="subscript"/>
-        </w:rPr>
-        <w:t>1</w:t>
-      </w:r>
-      <w:r>
-        <w:rPr>
-          <w:rFonts w:ascii="Times New Roman" w:hAnsi="Times New Roman" w:eastAsia="Times New Roman" w:cs="Times New Roman"/>
-        </w:rPr>
-        <w:t>、n</w:t>
-      </w:r>
-      <w:r>
-        <w:rPr>
-          <w:rFonts w:ascii="Times New Roman" w:hAnsi="Times New Roman" w:eastAsia="Times New Roman" w:cs="Times New Roman"/>
-          <w:vertAlign w:val="subscript"/>
-        </w:rPr>
-        <w:t>2</w:t>
-      </w:r>
-      <w:r>
-        <w:rPr>
-          <w:rFonts w:ascii="Times New Roman" w:hAnsi="Times New Roman" w:eastAsia="Times New Roman" w:cs="Times New Roman"/>
-        </w:rPr>
-        <w:t>、n</w:t>
-      </w:r>
-      <w:r>
-        <w:rPr>
-          <w:rFonts w:ascii="Times New Roman" w:hAnsi="Times New Roman" w:eastAsia="Times New Roman" w:cs="Times New Roman"/>
-          <w:vertAlign w:val="subscript"/>
-        </w:rPr>
-        <w:t>3</w:t>
-      </w:r>
-      <w:r>
-        <w:rPr>
-          <w:rFonts w:ascii="Times New Roman" w:hAnsi="Times New Roman" w:eastAsia="Times New Roman" w:cs="Times New Roman"/>
-        </w:rPr>
-        <w:t>、n</w:t>
-      </w:r>
-      <w:r>
-        <w:rPr>
-          <w:rFonts w:ascii="Times New Roman" w:hAnsi="Times New Roman" w:eastAsia="Times New Roman" w:cs="Times New Roman"/>
-          <w:vertAlign w:val="subscript"/>
-        </w:rPr>
-        <w:t>4</w:t>
-      </w:r>
+        <w:t xml:space="preserve"> </w:t>
+      </w:r>
+      <m:oMath>
+        <m:sSub>
+          <m:e>
+            <m:r>
+              <m:t>n</m:t>
+            </m:r>
+          </m:e>
+          <m:sub>
+            <m:r>
+              <m:t>1</m:t>
+            </m:r>
+          </m:sub>
+        </m:sSub>
+      </m:oMath>
+      <w:r>
+        <w:rPr>
+          <w:rFonts w:ascii="Times New Roman" w:hAnsi="Times New Roman" w:eastAsia="Times New Roman" w:cs="Times New Roman"/>
+        </w:rPr>
+        <w:t xml:space="preserve">、</w:t>
+      </w:r>
+      <m:oMath>
+        <m:sSub>
+          <m:e>
+            <m:r>
+              <m:t>n</m:t>
+            </m:r>
+          </m:e>
+          <m:sub>
+            <m:r>
+              <m:t>2</m:t>
+            </m:r>
+          </m:sub>
+        </m:sSub>
+      </m:oMath>
+      <w:r>
+        <w:rPr>
+          <w:rFonts w:ascii="Times New Roman" w:hAnsi="Times New Roman" w:eastAsia="Times New Roman" w:cs="Times New Roman"/>
+        </w:rPr>
+        <w:t xml:space="preserve">、</w:t>
+      </w:r>
+      <m:oMath>
+        <m:sSub>
+          <m:e>
+            <m:r>
+              <m:t>n</m:t>
+            </m:r>
+          </m:e>
+          <m:sub>
+            <m:r>
+              <m:t>3</m:t>
+            </m:r>
+          </m:sub>
+        </m:sSub>
+      </m:oMath>
+      <w:r>
+        <w:rPr>
+          <w:rFonts w:ascii="Times New Roman" w:hAnsi="Times New Roman" w:eastAsia="Times New Roman" w:cs="Times New Roman"/>
+        </w:rPr>
+        <w:t xml:space="preserve">、</w:t>
+      </w:r>
+      <m:oMath>
+        <m:sSub>
+          <m:e>
+            <m:r>
+              <m:t>n</m:t>
+            </m:r>
+          </m:e>
+          <m:sub>
+            <m:r>
+              <m:t>4</m:t>
+            </m:r>
+          </m:sub>
+        </m:sSub>
+      </m:oMath>
       <w:r>
         <w:rPr>
           <w:rFonts w:ascii="Times New Roman" w:hAnsi="Times New Roman" w:eastAsia="Times New Roman" w:cs="Times New Roman"/>
@@ -7269,28 +7377,42 @@
         <w:rPr>
           <w:rFonts w:ascii="Times New Roman" w:hAnsi="Times New Roman" w:eastAsia="Times New Roman" w:cs="Times New Roman"/>
         </w:rPr>
-        <w:t xml:space="preserve"> n</w:t>
-      </w:r>
-      <w:r>
-        <w:rPr>
-          <w:rFonts w:ascii="Times New Roman" w:hAnsi="Times New Roman" w:eastAsia="Times New Roman" w:cs="Times New Roman"/>
-          <w:vertAlign w:val="subscript"/>
-        </w:rPr>
-        <w:t>0</w:t>
-      </w:r>
-      <w:r>
-        <w:rPr>
-          <w:rFonts w:ascii="Times New Roman" w:hAnsi="Times New Roman" w:eastAsia="Times New Roman" w:cs="Times New Roman"/>
-        </w:rPr>
-        <w:t>。n</w:t>
-      </w:r>
-      <w:r>
-        <w:rPr>
-          <w:rFonts w:ascii="Times New Roman" w:hAnsi="Times New Roman" w:eastAsia="Times New Roman" w:cs="Times New Roman"/>
-          <w:vertAlign w:val="subscript"/>
-        </w:rPr>
-        <w:t>0</w:t>
-      </w:r>
+        <w:t xml:space="preserve"> </w:t>
+      </w:r>
+      <m:oMath>
+        <m:sSub>
+          <m:e>
+            <m:r>
+              <m:t>n</m:t>
+            </m:r>
+          </m:e>
+          <m:sub>
+            <m:r>
+              <m:t>0</m:t>
+            </m:r>
+          </m:sub>
+        </m:sSub>
+      </m:oMath>
+      <w:r>
+        <w:rPr>
+          <w:rFonts w:ascii="Times New Roman" w:hAnsi="Times New Roman" w:eastAsia="Times New Roman" w:cs="Times New Roman"/>
+        </w:rPr>
+        <w:t xml:space="preserve">。</w:t>
+      </w:r>
+      <m:oMath>
+        <m:sSub>
+          <m:e>
+            <m:r>
+              <m:t>n</m:t>
+            </m:r>
+          </m:e>
+          <m:sub>
+            <m:r>
+              <m:t>0</m:t>
+            </m:r>
+          </m:sub>
+        </m:sSub>
+      </m:oMath>
       <w:r>
         <w:rPr>
           <w:rFonts w:ascii="Times New Roman" w:hAnsi="Times New Roman" w:eastAsia="Times New Roman" w:cs="Times New Roman"/>
@@ -7307,54 +7429,82 @@
         <w:rPr>
           <w:rFonts w:ascii="Times New Roman" w:hAnsi="Times New Roman" w:eastAsia="Times New Roman" w:cs="Times New Roman"/>
         </w:rPr>
-        <w:t xml:space="preserve"> n</w:t>
-      </w:r>
-      <w:r>
-        <w:rPr>
-          <w:rFonts w:ascii="Times New Roman" w:hAnsi="Times New Roman" w:eastAsia="Times New Roman" w:cs="Times New Roman"/>
-          <w:vertAlign w:val="subscript"/>
-        </w:rPr>
-        <w:t>1</w:t>
-      </w:r>
-      <w:r>
-        <w:rPr>
-          <w:rFonts w:ascii="Times New Roman" w:hAnsi="Times New Roman" w:eastAsia="Times New Roman" w:cs="Times New Roman"/>
-        </w:rPr>
-        <w:t>、n</w:t>
-      </w:r>
-      <w:r>
-        <w:rPr>
-          <w:rFonts w:ascii="Times New Roman" w:hAnsi="Times New Roman" w:eastAsia="Times New Roman" w:cs="Times New Roman"/>
-          <w:vertAlign w:val="subscript"/>
-        </w:rPr>
-        <w:t>2</w:t>
-      </w:r>
-      <w:r>
-        <w:rPr>
-          <w:rFonts w:ascii="Times New Roman" w:hAnsi="Times New Roman" w:eastAsia="Times New Roman" w:cs="Times New Roman"/>
-        </w:rPr>
-        <w:t>、n</w:t>
-      </w:r>
-      <w:r>
-        <w:rPr>
-          <w:rFonts w:ascii="Times New Roman" w:hAnsi="Times New Roman" w:eastAsia="Times New Roman" w:cs="Times New Roman"/>
-          <w:vertAlign w:val="subscript"/>
-        </w:rPr>
-        <w:t>3</w:t>
-      </w:r>
-      <w:r>
-        <w:rPr>
-          <w:rFonts w:ascii="Times New Roman" w:hAnsi="Times New Roman" w:eastAsia="Times New Roman" w:cs="Times New Roman"/>
-        </w:rPr>
-        <w:t>、n</w:t>
-      </w:r>
-      <w:r>
-        <w:rPr>
-          <w:rFonts w:ascii="Times New Roman" w:hAnsi="Times New Roman" w:eastAsia="Times New Roman" w:cs="Times New Roman"/>
-          <w:vertAlign w:val="subscript"/>
-        </w:rPr>
-        <w:t>4</w:t>
-      </w:r>
+        <w:t xml:space="preserve"> </w:t>
+      </w:r>
+      <m:oMath>
+        <m:sSub>
+          <m:e>
+            <m:r>
+              <m:t>n</m:t>
+            </m:r>
+          </m:e>
+          <m:sub>
+            <m:r>
+              <m:t>1</m:t>
+            </m:r>
+          </m:sub>
+        </m:sSub>
+      </m:oMath>
+      <w:r>
+        <w:rPr>
+          <w:rFonts w:ascii="Times New Roman" w:hAnsi="Times New Roman" w:eastAsia="Times New Roman" w:cs="Times New Roman"/>
+        </w:rPr>
+        <w:t xml:space="preserve">、</w:t>
+      </w:r>
+      <m:oMath>
+        <m:sSub>
+          <m:e>
+            <m:r>
+              <m:t>n</m:t>
+            </m:r>
+          </m:e>
+          <m:sub>
+            <m:r>
+              <m:t>2</m:t>
+            </m:r>
+          </m:sub>
+        </m:sSub>
+      </m:oMath>
+      <w:r>
+        <w:rPr>
+          <w:rFonts w:ascii="Times New Roman" w:hAnsi="Times New Roman" w:eastAsia="Times New Roman" w:cs="Times New Roman"/>
+        </w:rPr>
+        <w:t xml:space="preserve">、</w:t>
+      </w:r>
+      <m:oMath>
+        <m:sSub>
+          <m:e>
+            <m:r>
+              <m:t>n</m:t>
+            </m:r>
+          </m:e>
+          <m:sub>
+            <m:r>
+              <m:t>3</m:t>
+            </m:r>
+          </m:sub>
+        </m:sSub>
+      </m:oMath>
+      <w:r>
+        <w:rPr>
+          <w:rFonts w:ascii="Times New Roman" w:hAnsi="Times New Roman" w:eastAsia="Times New Roman" w:cs="Times New Roman"/>
+        </w:rPr>
+        <w:t xml:space="preserve">、</w:t>
+      </w:r>
+      <m:oMath>
+        <m:sSub>
+          <m:e>
+            <m:r>
+              <m:t>n</m:t>
+            </m:r>
+          </m:e>
+          <m:sub>
+            <m:r>
+              <m:t>4</m:t>
+            </m:r>
+          </m:sub>
+        </m:sSub>
+      </m:oMath>
       <w:r>
         <w:rPr>
           <w:rFonts w:ascii="Times New Roman" w:hAnsi="Times New Roman" w:eastAsia="Times New Roman" w:cs="Times New Roman"/>
@@ -12698,20 +12848,33 @@
         <w:rPr>
           <w:rFonts w:hint="eastAsia" w:ascii="Times New Roman" w:hAnsi="Times New Roman" w:eastAsia="Times New Roman" w:cs="Times New Roman"/>
         </w:rPr>
-        <w:t>：HCl、HNO</w:t>
-      </w:r>
-      <w:r>
-        <w:rPr>
-          <w:rFonts w:hint="eastAsia" w:ascii="Times New Roman" w:hAnsi="Times New Roman" w:eastAsia="Times New Roman" w:cs="Times New Roman"/>
-          <w:vertAlign w:val="subscript"/>
-        </w:rPr>
-        <w:t>3</w:t>
-      </w:r>
-      <w:r>
-        <w:rPr>
-          <w:rFonts w:hint="eastAsia" w:ascii="Times New Roman" w:hAnsi="Times New Roman" w:eastAsia="Times New Roman" w:cs="Times New Roman"/>
-        </w:rPr>
-        <w:t>、</w:t>
+        <w:t>：HCl、</w:t>
+      </w:r>
+      <m:oMath>
+        <m:r>
+          <m:t>H</m:t>
+        </m:r>
+        <m:r>
+          <m:t>N</m:t>
+        </m:r>
+        <m:sSub>
+          <m:e>
+            <m:r>
+              <m:t>O</m:t>
+            </m:r>
+          </m:e>
+          <m:sub>
+            <m:r>
+              <m:t>3</m:t>
+            </m:r>
+          </m:sub>
+        </m:sSub>
+      </m:oMath>
+      <w:r>
+        <w:rPr>
+          <w:rFonts w:ascii="Times New Roman" w:hAnsi="Times New Roman" w:eastAsia="Times New Roman" w:cs="Times New Roman"/>
+        </w:rPr>
+        <w:t xml:space="preserve">、</w:t>
       </w:r>
       <m:oMath>
         <m:oMathPr>
@@ -12761,17 +12924,44 @@
       </m:oMath>
       <w:r>
         <w:rPr>
-          <w:rFonts w:hint="eastAsia" w:ascii="Times New Roman" w:hAnsi="Times New Roman" w:eastAsia="Times New Roman" w:cs="Times New Roman"/>
-        </w:rPr>
-        <w:t>、NaOH、NaHCO</w:t>
-      </w:r>
-      <w:r>
-        <w:rPr>
-          <w:rFonts w:hint="eastAsia" w:ascii="Times New Roman" w:hAnsi="Times New Roman" w:eastAsia="Times New Roman" w:cs="Times New Roman"/>
-          <w:vertAlign w:val="subscript"/>
-        </w:rPr>
-        <w:t>3</w:t>
-      </w:r>
+          <w:rFonts w:ascii="Times New Roman" w:hAnsi="Times New Roman" w:eastAsia="Times New Roman" w:cs="Times New Roman"/>
+        </w:rPr>
+        <w:t xml:space="preserve">、NaOH、</w:t>
+      </w:r>
+      <m:oMath>
+        <m:oMathPr>
+          <m:ctrlPr>
+            <w:rPr>
+              <w:sz w:val="28"/>
+              <w:szCs w:val="28"/>
+            </w:rPr>
+          </m:ctrlPr>
+        </m:oMathPr>
+        <m:r>
+          <m:t>N</m:t>
+        </m:r>
+        <m:r>
+          <m:t>a</m:t>
+        </m:r>
+        <m:r>
+          <m:t>H</m:t>
+        </m:r>
+        <m:r>
+          <m:t>C</m:t>
+        </m:r>
+        <m:sSub>
+          <m:e>
+            <m:r>
+              <m:t>O</m:t>
+            </m:r>
+          </m:e>
+          <m:sub>
+            <m:r>
+              <m:t>3</m:t>
+            </m:r>
+          </m:sub>
+        </m:sSub>
+      </m:oMath>
       <w:r>
         <w:rPr>
           <w:rFonts w:hint="eastAsia" w:ascii="Times New Roman" w:hAnsi="Times New Roman" w:eastAsia="Times New Roman" w:cs="Times New Roman"/>
@@ -12788,15 +12978,25 @@
         <w:rPr>
           <w:rFonts w:ascii="Times New Roman" w:hAnsi="Times New Roman" w:eastAsia="Times New Roman" w:cs="Times New Roman"/>
         </w:rPr>
-        <w:t xml:space="preserve"> Br</w:t>
-      </w:r>
-      <w:r>
-        <w:rPr>
-          <w:rFonts w:ascii="Times New Roman" w:hAnsi="Times New Roman" w:eastAsia="Times New Roman" w:cs="Times New Roman"/>
-          <w:vertAlign w:val="subscript"/>
-        </w:rPr>
-        <w:t>2</w:t>
-      </w:r>
+        <w:t xml:space="preserve"> </w:t>
+      </w:r>
+      <m:oMath>
+        <m:r>
+          <m:t>B</m:t>
+        </m:r>
+        <m:sSub>
+          <m:e>
+            <m:r>
+              <m:t>r</m:t>
+            </m:r>
+          </m:e>
+          <m:sub>
+            <m:r>
+              <m:t>2</m:t>
+            </m:r>
+          </m:sub>
+        </m:sSub>
+      </m:oMath>
       <w:r>
         <w:rPr>
           <w:rFonts w:ascii="Times New Roman" w:hAnsi="Times New Roman" w:eastAsia="Times New Roman" w:cs="Times New Roman"/>
@@ -12813,15 +13013,31 @@
         <w:rPr>
           <w:rFonts w:hint="eastAsia" w:ascii="Times New Roman" w:hAnsi="Times New Roman" w:eastAsia="Times New Roman" w:cs="Times New Roman"/>
         </w:rPr>
-        <w:t>、FeCl</w:t>
-      </w:r>
-      <w:r>
-        <w:rPr>
-          <w:rFonts w:hint="eastAsia" w:ascii="Times New Roman" w:hAnsi="Times New Roman" w:eastAsia="Times New Roman" w:cs="Times New Roman"/>
-          <w:vertAlign w:val="subscript"/>
-        </w:rPr>
-        <w:t>3</w:t>
-      </w:r>
+        <w:t>、</w:t>
+      </w:r>
+      <m:oMath>
+        <m:r>
+          <m:t>F</m:t>
+        </m:r>
+        <m:r>
+          <m:t>e</m:t>
+        </m:r>
+        <m:r>
+          <m:t>C</m:t>
+        </m:r>
+        <m:sSub>
+          <m:e>
+            <m:r>
+              <m:t>l</m:t>
+            </m:r>
+          </m:e>
+          <m:sub>
+            <m:r>
+              <m:t>3</m:t>
+            </m:r>
+          </m:sub>
+        </m:sSub>
+      </m:oMath>
       <w:r>
         <w:rPr>
           <w:rFonts w:ascii="Times New Roman" w:hAnsi="Times New Roman" w:eastAsia="Times New Roman" w:cs="Times New Roman"/>
@@ -15216,15 +15432,31 @@
         <w:rPr>
           <w:rFonts w:ascii="Times New Roman" w:hAnsi="Times New Roman" w:eastAsia="Times New Roman" w:cs="Times New Roman"/>
         </w:rPr>
-        <w:t xml:space="preserve"> HgSO</w:t>
-      </w:r>
-      <w:r>
-        <w:rPr>
-          <w:rFonts w:ascii="Times New Roman" w:hAnsi="Times New Roman" w:eastAsia="Times New Roman" w:cs="Times New Roman"/>
-          <w:vertAlign w:val="subscript"/>
-        </w:rPr>
-        <w:t>4</w:t>
-      </w:r>
+        <w:t xml:space="preserve"> </w:t>
+      </w:r>
+      <m:oMath>
+        <m:r>
+          <m:t>H</m:t>
+        </m:r>
+        <m:r>
+          <m:t>g</m:t>
+        </m:r>
+        <m:r>
+          <m:t>S</m:t>
+        </m:r>
+        <m:sSub>
+          <m:e>
+            <m:r>
+              <m:t>O</m:t>
+            </m:r>
+          </m:e>
+          <m:sub>
+            <m:r>
+              <m:t>4</m:t>
+            </m:r>
+          </m:sub>
+        </m:sSub>
+      </m:oMath>
       <w:r>
         <w:rPr>
           <w:rFonts w:ascii="Times New Roman" w:hAnsi="Times New Roman" w:eastAsia="Times New Roman" w:cs="Times New Roman"/>
@@ -15283,15 +15515,31 @@
         <w:rPr>
           <w:rFonts w:ascii="Times New Roman" w:hAnsi="Times New Roman" w:eastAsia="Times New Roman" w:cs="Times New Roman"/>
         </w:rPr>
-        <w:t xml:space="preserve"> KMnO</w:t>
-      </w:r>
-      <w:r>
-        <w:rPr>
-          <w:rFonts w:ascii="Times New Roman" w:hAnsi="Times New Roman" w:eastAsia="Times New Roman" w:cs="Times New Roman"/>
-          <w:vertAlign w:val="subscript"/>
-        </w:rPr>
-        <w:t>4</w:t>
-      </w:r>
+        <w:t xml:space="preserve"> </w:t>
+      </w:r>
+      <m:oMath>
+        <m:r>
+          <m:t>K</m:t>
+        </m:r>
+        <m:r>
+          <m:t>M</m:t>
+        </m:r>
+        <m:r>
+          <m:t>n</m:t>
+        </m:r>
+        <m:sSub>
+          <m:e>
+            <m:r>
+              <m:t>O</m:t>
+            </m:r>
+          </m:e>
+          <m:sub>
+            <m:r>
+              <m:t>4</m:t>
+            </m:r>
+          </m:sub>
+        </m:sSub>
+      </m:oMath>
       <w:r>
         <w:rPr>
           <w:rFonts w:ascii="Times New Roman" w:hAnsi="Times New Roman" w:eastAsia="Times New Roman" w:cs="Times New Roman"/>
@@ -15846,15 +16094,25 @@
         <w:rPr>
           <w:rFonts w:hint="eastAsia" w:ascii="Times New Roman" w:hAnsi="Times New Roman" w:eastAsia="Times New Roman" w:cs="Times New Roman"/>
         </w:rPr>
-        <w:t>（：CH</w:t>
-      </w:r>
-      <w:r>
-        <w:rPr>
-          <w:rFonts w:hint="eastAsia" w:ascii="Times New Roman" w:hAnsi="Times New Roman" w:eastAsia="Times New Roman" w:cs="Times New Roman"/>
-          <w:vertAlign w:val="subscript"/>
-        </w:rPr>
-        <w:t>2</w:t>
-      </w:r>
+        <w:t>（：</w:t>
+      </w:r>
+      <m:oMath>
+        <m:r>
+          <m:t>C</m:t>
+        </m:r>
+        <m:sSub>
+          <m:e>
+            <m:r>
+              <m:t>H</m:t>
+            </m:r>
+          </m:e>
+          <m:sub>
+            <m:r>
+              <m:t>2</m:t>
+            </m:r>
+          </m:sub>
+        </m:sSub>
+      </m:oMath>
       <w:r>
         <w:rPr>
           <w:rFonts w:hint="eastAsia" w:ascii="Times New Roman" w:hAnsi="Times New Roman" w:eastAsia="Times New Roman" w:cs="Times New Roman"/>
@@ -16798,10 +17056,7 @@
                 </m:e>
                 <m:sub>
                   <m:r>
-                    <m:t>1</m:t>
-                  </m:r>
-                  <m:r>
-                    <m:t>0</m:t>
+                    <m:t>10</m:t>
                   </m:r>
                 </m:sub>
               </m:sSub>
@@ -16816,10 +17071,7 @@
                 </m:e>
                 <m:sub>
                   <m:r>
-                    <m:t>1</m:t>
-                  </m:r>
-                  <m:r>
-                    <m:t>0</m:t>
+                    <m:t>10</m:t>
                   </m:r>
                 </m:sub>
               </m:sSub>
@@ -16917,10 +17169,7 @@
                         </m:e>
                         <m:sub>
                           <m:r>
-                            <m:t>1</m:t>
-                          </m:r>
-                          <m:r>
-                            <m:t>4</m:t>
+                            <m:t>14</m:t>
                           </m:r>
                         </m:sub>
                       </m:sSub>
@@ -17085,10 +17334,7 @@
                 </m:e>
                 <m:sub>
                   <m:r>
-                    <m:t>1</m:t>
-                  </m:r>
-                  <m:r>
-                    <m:t>0</m:t>
+                    <m:t>10</m:t>
                   </m:r>
                 </m:sub>
               </m:sSub>
@@ -17421,10 +17667,7 @@
                 </m:e>
                 <m:sub>
                   <m:r>
-                    <m:t>1</m:t>
-                  </m:r>
-                  <m:r>
-                    <m:t>0</m:t>
+                    <m:t>10</m:t>
                   </m:r>
                 </m:sub>
               </m:sSub>
@@ -21450,7 +21693,7 @@
     <ns0:name ns0:val="Verbatim Char"/>
     <ns0:basedOn ns0:val="BodyTextChar"/>
     <ns0:rPr>
-      <ns0:rFonts ns0:ascii="Times New Roman" ns0:cs="Times New Roman" ns0:eastAsia="FangSong" ns0:hAnsi="Times New Roman"/>
+      <ns0:rFonts ns0:ascii="SimSun" ns0:cs="SimSun" ns0:eastAsia="SimSun" ns0:hAnsi="SimSun"/>
       <ns0:b ns0:val="0"/>
       <ns0:sz ns0:val="20"/>
     </ns0:rPr>
@@ -21512,7 +21755,7 @@
       <w:wordWrap w:val="off"/>
     </w:pPr>
     <ns0:rPr>
-      <w:rFonts ns0:ascii="Times New Roman" ns0:hAnsi="Times New Roman" ns0:eastAsia="FangSong" ns0:cs="Times New Roman"/>
+      <w:rFonts ns0:ascii="SimSun" ns0:hAnsi="SimSun" ns0:eastAsia="SimSun" ns0:cs="SimSun"/>
     </ns0:rPr>
   </w:style>
   <w:style w:type="character" w:customStyle="1" w:styleId="KeywordTok">

--- a/00-首页/题组Word/专项卷/二分册/专项卷I-教师版.docx
+++ b/00-首页/题组Word/专项卷/二分册/专项卷I-教师版.docx
@@ -6362,7 +6362,7 @@
         </w:rPr>
         <w:drawing>
           <wp:inline>
-            <wp:extent cx="3600000" cy="2411566"/>
+            <wp:extent cx="3600000" cy="2368193"/>
             <wp:effectExtent b="0" l="0" r="0" t="0"/>
             <wp:docPr descr="" title="" id="37" name="Picture"/>
             <a:graphic>
@@ -6383,7 +6383,7 @@
                   <pic:spPr bwMode="auto">
                     <a:xfrm>
                       <a:off x="0" y="0"/>
-                      <a:ext cx="3600000" cy="2411566"/>
+                      <a:ext cx="3600000" cy="2368193"/>
                     </a:xfrm>
                     <a:prstGeom prst="rect">
                       <a:avLst/>
@@ -6903,7 +6903,7 @@
         </w:rPr>
         <w:drawing>
           <wp:inline>
-            <wp:extent cx="3600000" cy="1343835"/>
+            <wp:extent cx="3575341" cy="1343835"/>
             <wp:effectExtent b="0" l="0" r="0" t="0"/>
             <wp:docPr descr="" title="" id="41" name="Picture"/>
             <a:graphic>
@@ -6924,7 +6924,7 @@
                   <pic:spPr bwMode="auto">
                     <a:xfrm>
                       <a:off x="0" y="0"/>
-                      <a:ext cx="3600000" cy="1343835"/>
+                      <a:ext cx="3575341" cy="1343835"/>
                     </a:xfrm>
                     <a:prstGeom prst="rect">
                       <a:avLst/>
@@ -11435,6 +11435,8 @@
     <w:p>
       <w:pPr>
         <w:pStyle w:val="BodyText"/>
+        <w:ind w:left="480" w:hanging="480"/>
+        <w:spacing w:after="0"/>
       </w:pPr>
       <w:r>
         <w:rPr>
@@ -11606,7 +11608,20 @@
         <w:rPr>
           <w:rFonts w:ascii="Times New Roman" w:hAnsi="Times New Roman" w:eastAsia="Times New Roman" w:cs="Times New Roman"/>
         </w:rPr>
-        <w:t xml:space="preserve">　D.</w:t>
+        <w:t xml:space="preserve">　</w:t>
+      </w:r>
+    </w:p>
+    <w:p>
+      <w:pPr>
+        <w:pStyle w:val="BodyText"/>
+        <w:ind w:left="480" w:hanging="480"/>
+        <w:spacing w:before="0" w:after="180"/>
+      </w:pPr>
+      <w:r>
+        <w:rPr>
+          <w:rFonts w:ascii="Times New Roman" w:hAnsi="Times New Roman" w:eastAsia="Times New Roman" w:cs="Times New Roman"/>
+        </w:rPr>
+        <w:t xml:space="preserve">D.</w:t>
       </w:r>
       <w:r>
         <w:rPr>
@@ -13813,7 +13828,7 @@
         </w:rPr>
         <w:drawing>
           <wp:inline>
-            <wp:extent cx="3600000" cy="1071910"/>
+            <wp:extent cx="3600000" cy="1053409"/>
             <wp:effectExtent b="0" l="0" r="0" t="0"/>
             <wp:docPr descr="" title="" id="74" name="Picture"/>
             <a:graphic>
@@ -13834,7 +13849,7 @@
                   <pic:spPr bwMode="auto">
                     <a:xfrm>
                       <a:off x="0" y="0"/>
-                      <a:ext cx="3600000" cy="1071910"/>
+                      <a:ext cx="3600000" cy="1053409"/>
                     </a:xfrm>
                     <a:prstGeom prst="rect">
                       <a:avLst/>
@@ -14054,7 +14069,7 @@
         </w:rPr>
         <w:drawing>
           <wp:inline>
-            <wp:extent cx="3600000" cy="1093946"/>
+            <wp:extent cx="3578206" cy="1093946"/>
             <wp:effectExtent b="0" l="0" r="0" t="0"/>
             <wp:docPr descr="" title="" id="77" name="Picture"/>
             <a:graphic>
@@ -14075,7 +14090,7 @@
                   <pic:spPr bwMode="auto">
                     <a:xfrm>
                       <a:off x="0" y="0"/>
-                      <a:ext cx="3600000" cy="1093946"/>
+                      <a:ext cx="3578206" cy="1093946"/>
                     </a:xfrm>
                     <a:prstGeom prst="rect">
                       <a:avLst/>
@@ -14159,7 +14174,7 @@
         </w:rPr>
         <w:drawing>
           <wp:inline>
-            <wp:extent cx="3600000" cy="971863"/>
+            <wp:extent cx="3600000" cy="960000"/>
             <wp:effectExtent b="0" l="0" r="0" t="0"/>
             <wp:docPr descr="" title="" id="80" name="Picture"/>
             <a:graphic>
@@ -14180,7 +14195,7 @@
                   <pic:spPr bwMode="auto">
                     <a:xfrm>
                       <a:off x="0" y="0"/>
-                      <a:ext cx="3600000" cy="971863"/>
+                      <a:ext cx="3600000" cy="960000"/>
                     </a:xfrm>
                     <a:prstGeom prst="rect">
                       <a:avLst/>
@@ -18088,6 +18103,8 @@
     <w:p>
       <w:pPr>
         <w:pStyle w:val="FirstParagraph"/>
+        <w:ind w:left="480" w:hanging="480"/>
+        <w:spacing w:after="0"/>
       </w:pPr>
       <w:r>
         <w:rPr>
@@ -18175,7 +18192,20 @@
         <w:rPr>
           <w:rFonts w:ascii="Times New Roman" w:hAnsi="Times New Roman" w:eastAsia="Times New Roman" w:cs="Times New Roman"/>
         </w:rPr>
-        <w:t xml:space="preserve">　　B.</w:t>
+        <w:t xml:space="preserve">　　</w:t>
+      </w:r>
+    </w:p>
+    <w:p>
+      <w:pPr>
+        <w:pStyle w:val="FirstParagraph"/>
+        <w:ind w:left="480" w:hanging="480"/>
+        <w:spacing w:before="0" w:after="0"/>
+      </w:pPr>
+      <w:r>
+        <w:rPr>
+          <w:rFonts w:ascii="Times New Roman" w:hAnsi="Times New Roman" w:eastAsia="Times New Roman" w:cs="Times New Roman"/>
+        </w:rPr>
+        <w:t xml:space="preserve">B.</w:t>
       </w:r>
       <w:r>
         <w:rPr>
@@ -18236,7 +18266,20 @@
         <w:rPr>
           <w:rFonts w:ascii="Times New Roman" w:hAnsi="Times New Roman" w:eastAsia="Times New Roman" w:cs="Times New Roman"/>
         </w:rPr>
-        <w:t xml:space="preserve">　　C.</w:t>
+        <w:t xml:space="preserve">　　</w:t>
+      </w:r>
+    </w:p>
+    <w:p>
+      <w:pPr>
+        <w:pStyle w:val="FirstParagraph"/>
+        <w:ind w:left="480" w:hanging="480"/>
+        <w:spacing w:before="0" w:after="0"/>
+      </w:pPr>
+      <w:r>
+        <w:rPr>
+          <w:rFonts w:ascii="Times New Roman" w:hAnsi="Times New Roman" w:eastAsia="Times New Roman" w:cs="Times New Roman"/>
+        </w:rPr>
+        <w:t xml:space="preserve">C.</w:t>
       </w:r>
       <w:r>
         <w:rPr>
@@ -18303,7 +18346,20 @@
         <w:rPr>
           <w:rFonts w:ascii="Times New Roman" w:hAnsi="Times New Roman" w:eastAsia="Times New Roman" w:cs="Times New Roman"/>
         </w:rPr>
-        <w:t xml:space="preserve">　　D.</w:t>
+        <w:t xml:space="preserve">　　</w:t>
+      </w:r>
+    </w:p>
+    <w:p>
+      <w:pPr>
+        <w:pStyle w:val="FirstParagraph"/>
+        <w:ind w:left="480" w:hanging="480"/>
+        <w:spacing w:before="0" w:after="180"/>
+      </w:pPr>
+      <w:r>
+        <w:rPr>
+          <w:rFonts w:ascii="Times New Roman" w:hAnsi="Times New Roman" w:eastAsia="Times New Roman" w:cs="Times New Roman"/>
+        </w:rPr>
+        <w:t xml:space="preserve">D.</w:t>
       </w:r>
       <w:r>
         <w:rPr>
@@ -19422,7 +19478,7 @@
         </w:rPr>
         <w:drawing>
           <wp:inline>
-            <wp:extent cx="3600000" cy="2266295"/>
+            <wp:extent cx="3600000" cy="2226184"/>
             <wp:effectExtent b="0" l="0" r="0" t="0"/>
             <wp:docPr descr="" title="" id="100" name="Picture"/>
             <a:graphic>
@@ -19443,7 +19499,7 @@
                   <pic:spPr bwMode="auto">
                     <a:xfrm>
                       <a:off x="0" y="0"/>
-                      <a:ext cx="3600000" cy="2266295"/>
+                      <a:ext cx="3600000" cy="2226184"/>
                     </a:xfrm>
                     <a:prstGeom prst="rect">
                       <a:avLst/>

--- a/00-首页/题组Word/专项卷/二分册/专项卷I-教师版.docx
+++ b/00-首页/题组Word/专项卷/二分册/专项卷I-教师版.docx
@@ -2574,6 +2574,14 @@
       <w:tblPr>
         <w:tblStyle w:val="Table"/>
         <w:tblW w:type="auto" w:w="0"/>
+        <w:tblBorders>
+          <w:top w:val="single" w:sz="12" w:space="0" w:color="000000"/>
+          <w:left w:val="none" w:sz="0" w:space="0" w:color="auto"/>
+          <w:bottom w:val="single" w:sz="12" w:space="0" w:color="000000"/>
+          <w:right w:val="none" w:sz="0" w:space="0" w:color="auto"/>
+          <w:insideH w:val="none" w:sz="0" w:space="0" w:color="auto"/>
+          <w:insideV w:val="none" w:sz="0" w:space="0" w:color="auto"/>
+        </w:tblBorders>
         <w:tblLook w:firstRow="1" w:lastRow="0" w:firstColumn="0" w:lastColumn="0" w:noHBand="0" w:noVBand="0" w:val="0020"/>
       </w:tblPr>
       <w:tblGrid>
@@ -2587,7 +2595,11 @@
           <w:tblHeader w:val="on"/>
         </w:trPr>
         <w:tc>
-          <w:tcPr/>
+          <w:tcPr>
+            <w:tcBorders>
+              <w:bottom w:val="single" w:sz="8" w:space="0" w:color="000000"/>
+            </w:tcBorders>
+          </w:tcPr>
           <w:p>
             <w:pPr>
               <w:pStyle w:val="Compact"/>
@@ -2603,7 +2615,11 @@
           </w:p>
         </w:tc>
         <w:tc>
-          <w:tcPr/>
+          <w:tcPr>
+            <w:tcBorders>
+              <w:bottom w:val="single" w:sz="8" w:space="0" w:color="000000"/>
+            </w:tcBorders>
+          </w:tcPr>
           <w:p>
             <w:pPr>
               <w:pStyle w:val="Compact"/>
@@ -2627,7 +2643,11 @@
           </w:p>
         </w:tc>
         <w:tc>
-          <w:tcPr/>
+          <w:tcPr>
+            <w:tcBorders>
+              <w:bottom w:val="single" w:sz="8" w:space="0" w:color="000000"/>
+            </w:tcBorders>
+          </w:tcPr>
           <w:p>
             <w:pPr>
               <w:pStyle w:val="Compact"/>
@@ -2651,7 +2671,11 @@
           </w:p>
         </w:tc>
         <w:tc>
-          <w:tcPr/>
+          <w:tcPr>
+            <w:tcBorders>
+              <w:bottom w:val="single" w:sz="8" w:space="0" w:color="000000"/>
+            </w:tcBorders>
+          </w:tcPr>
           <w:p>
             <w:pPr>
               <w:pStyle w:val="Compact"/>
@@ -6221,6 +6245,7 @@
     <w:p>
       <w:pPr>
         <w:pStyle w:val="BodyText"/>
+        <w:spacing w:before="0" w:after="0"/>
       </w:pPr>
       <w:r>
         <w:rPr>
@@ -6278,6 +6303,7 @@
     <w:p>
       <w:pPr>
         <w:pStyle w:val="BodyText"/>
+        <w:spacing w:before="0" w:after="0"/>
       </w:pPr>
       <w:r>
         <w:rPr>
@@ -6295,6 +6321,7 @@
     <w:p>
       <w:pPr>
         <w:pStyle w:val="BodyText"/>
+        <w:spacing w:before="0" w:after="0"/>
       </w:pPr>
       <w:r>
         <w:rPr>
@@ -6324,6 +6351,7 @@
     <w:p>
       <w:pPr>
         <w:pStyle w:val="BodyText"/>
+        <w:spacing w:before="0" w:after="0"/>
       </w:pPr>
       <w:r>
         <w:rPr>
@@ -10966,6 +10994,7 @@
     <w:p>
       <w:pPr>
         <w:pStyle w:val="BodyText"/>
+        <w:spacing w:before="0" w:after="0"/>
       </w:pPr>
       <w:r>
         <w:rPr>
@@ -11170,6 +11199,7 @@
     <w:p>
       <w:pPr>
         <w:pStyle w:val="BodyText"/>
+        <w:spacing w:before="0" w:after="0"/>
       </w:pPr>
       <w:r>
         <w:rPr>
@@ -11435,8 +11465,8 @@
     <w:p>
       <w:pPr>
         <w:pStyle w:val="BodyText"/>
+        <w:spacing w:before="0" w:after="0"/>
         <w:ind w:left="480" w:hanging="480"/>
-        <w:spacing w:after="0"/>
       </w:pPr>
       <w:r>
         <w:rPr>
@@ -11614,8 +11644,8 @@
     <w:p>
       <w:pPr>
         <w:pStyle w:val="BodyText"/>
+        <w:spacing w:before="0" w:after="0"/>
         <w:ind w:left="480" w:hanging="480"/>
-        <w:spacing w:before="0" w:after="180"/>
       </w:pPr>
       <w:r>
         <w:rPr>
@@ -18103,8 +18133,8 @@
     <w:p>
       <w:pPr>
         <w:pStyle w:val="FirstParagraph"/>
+        <w:spacing w:before="0" w:after="0"/>
         <w:ind w:left="480" w:hanging="480"/>
-        <w:spacing w:after="0"/>
       </w:pPr>
       <w:r>
         <w:rPr>
@@ -18198,8 +18228,8 @@
     <w:p>
       <w:pPr>
         <w:pStyle w:val="FirstParagraph"/>
+        <w:spacing w:before="0" w:after="0"/>
         <w:ind w:left="480" w:hanging="480"/>
-        <w:spacing w:before="0" w:after="0"/>
       </w:pPr>
       <w:r>
         <w:rPr>
@@ -18272,8 +18302,8 @@
     <w:p>
       <w:pPr>
         <w:pStyle w:val="FirstParagraph"/>
+        <w:spacing w:before="0" w:after="0"/>
         <w:ind w:left="480" w:hanging="480"/>
-        <w:spacing w:before="0" w:after="0"/>
       </w:pPr>
       <w:r>
         <w:rPr>
@@ -18352,8 +18382,8 @@
     <w:p>
       <w:pPr>
         <w:pStyle w:val="FirstParagraph"/>
+        <w:spacing w:before="0" w:after="0"/>
         <w:ind w:left="480" w:hanging="480"/>
-        <w:spacing w:before="0" w:after="180"/>
       </w:pPr>
       <w:r>
         <w:rPr>
@@ -21146,7 +21176,7 @@
     <ns0:rPr>
       <ns0:rFonts ns0:ascii="Times New Roman" ns0:cs="Times New Roman" ns0:eastAsia="SimHei" ns0:hAnsi="Times New Roman"/>
       <ns0:b/>
-      <ns0:color ns0:val="17324D"/>
+      <ns0:color ns0:val="000000"/>
       <ns0:sz ns0:val="44"/>
       <ns0:szCs ns0:val="56"/>
     </ns0:rPr>
@@ -21288,7 +21318,7 @@
     <ns0:rPr>
       <ns0:rFonts ns0:ascii="Times New Roman" ns0:cs="Times New Roman" ns0:eastAsia="SimHei" ns0:hAnsi="Times New Roman"/>
       <ns0:b/>
-      <ns0:color ns0:val="17324D"/>
+      <ns0:color ns0:val="000000"/>
       <ns0:sz ns0:val="32"/>
       <ns0:szCs ns0:val="40"/>
     </ns0:rPr>
@@ -21312,7 +21342,7 @@
     <ns0:rPr>
       <ns0:rFonts ns0:ascii="Times New Roman" ns0:cs="Times New Roman" ns0:eastAsia="SimHei" ns0:hAnsi="Times New Roman"/>
       <ns0:b/>
-      <ns0:color ns0:val="17324D"/>
+      <ns0:color ns0:val="000000"/>
       <ns0:sz ns0:val="28"/>
       <ns0:szCs ns0:val="32"/>
     </ns0:rPr>
@@ -21336,7 +21366,7 @@
     <ns0:rPr>
       <ns0:rFonts ns0:ascii="Times New Roman" ns0:cs="Times New Roman" ns0:eastAsia="SimHei" ns0:hAnsi="Times New Roman"/>
       <ns0:b/>
-      <ns0:color ns0:val="17324D"/>
+      <ns0:color ns0:val="000000"/>
       <ns0:sz ns0:val="25"/>
       <ns0:szCs ns0:val="28"/>
     </ns0:rPr>
